--- a/파이썬-심화-데이터분석/03_객체지향_클래스_예외_정리본.docx
+++ b/파이썬-심화-데이터분석/03_객체지향_클래스_예외_정리본.docx
@@ -2724,459 +2724,6 @@
         </w:tc>
       </w:tr>
     </w:tbl>
-    <w:p>
-      <w:r>
-        <w:br w:type="page"/>
-      </w:r>
-    </w:p>
-    <w:p>
-      <w:pPr>
-        <w:pStyle w:val="Heading1"/>
-      </w:pPr>
-      <w:r>
-        <w:t xml:space="preserve">확인 퀴즈</w:t>
-      </w:r>
-    </w:p>
-    <w:p>
-      <w:pPr>
-        <w:spacing w:after="120" w:line="276"/>
-      </w:pPr>
-      <w:r>
-        <w:t xml:space="preserve">총 10문항. 풀어본 뒤 다음 페이지 정답으로 채점하세요.</w:t>
-      </w:r>
-    </w:p>
-    <w:p>
-      <w:pPr>
-        <w:pStyle w:val="ListParagraph"/>
-        <w:numPr>
-          <w:ilvl w:val="0"/>
-          <w:numId w:val="3"/>
-        </w:numPr>
-        <w:spacing w:after="80" w:line="264"/>
-      </w:pPr>
-      <w:r>
-        <w:t xml:space="preserve">@dataclass가 필드 선언만으로 자동 생성해 주는 세 메서드는?</w:t>
-      </w:r>
-    </w:p>
-    <w:p>
-      <w:pPr>
-        <w:pStyle w:val="ListParagraph"/>
-        <w:numPr>
-          <w:ilvl w:val="0"/>
-          <w:numId w:val="3"/>
-        </w:numPr>
-        <w:spacing w:after="80" w:line="264"/>
-      </w:pPr>
-      <w:r>
-        <w:t xml:space="preserve">dataclass에서 tags: list = [] 처럼 쓰면 안 되는 이유와 올바른 해결법은?</w:t>
-      </w:r>
-    </w:p>
-    <w:p>
-      <w:pPr>
-        <w:pStyle w:val="ListParagraph"/>
-        <w:numPr>
-          <w:ilvl w:val="0"/>
-          <w:numId w:val="3"/>
-        </w:numPr>
-        <w:spacing w:after="80" w:line="264"/>
-      </w:pPr>
-      <w:r>
-        <w:t xml:space="preserve">@dataclass(frozen=True)의 효과와, 그 덕에 가능해지는 것은?</w:t>
-      </w:r>
-    </w:p>
-    <w:p>
-      <w:pPr>
-        <w:pStyle w:val="ListParagraph"/>
-        <w:numPr>
-          <w:ilvl w:val="0"/>
-          <w:numId w:val="3"/>
-        </w:numPr>
-        <w:spacing w:after="80" w:line="264"/>
-      </w:pPr>
-      <w:r>
-        <w:t xml:space="preserve">property에서 setter를 만들지 않고 getter만 두면 대입 시 무슨 에러가 나는가?</w:t>
-      </w:r>
-    </w:p>
-    <w:p>
-      <w:pPr>
-        <w:pStyle w:val="ListParagraph"/>
-        <w:numPr>
-          <w:ilvl w:val="0"/>
-          <w:numId w:val="3"/>
-        </w:numPr>
-        <w:spacing w:after="80" w:line="264"/>
-      </w:pPr>
-      <w:r>
-        <w:t xml:space="preserve">계산 속성 getter 안에서 자기 자신 프로퍼티를 다시 읽으면 무슨 에러가 나는가?</w:t>
-      </w:r>
-    </w:p>
-    <w:p>
-      <w:pPr>
-        <w:pStyle w:val="ListParagraph"/>
-        <w:numPr>
-          <w:ilvl w:val="0"/>
-          <w:numId w:val="3"/>
-        </w:numPr>
-        <w:spacing w:after="80" w:line="264"/>
-      </w:pPr>
-      <w:r>
-        <w:t xml:space="preserve">@classmethod 대체 생성자의 첫 인자 cls는 무엇을 가리키는가?</w:t>
-      </w:r>
-    </w:p>
-    <w:p>
-      <w:pPr>
-        <w:pStyle w:val="ListParagraph"/>
-        <w:numPr>
-          <w:ilvl w:val="0"/>
-          <w:numId w:val="3"/>
-        </w:numPr>
-        <w:spacing w:after="80" w:line="264"/>
-      </w:pPr>
-      <w:r>
-        <w:t xml:space="preserve">__getitem__만 정의해도 for 순회가 되는 원리와, 순회가 끝나는 조건은?</w:t>
-      </w:r>
-    </w:p>
-    <w:p>
-      <w:pPr>
-        <w:pStyle w:val="ListParagraph"/>
-        <w:numPr>
-          <w:ilvl w:val="0"/>
-          <w:numId w:val="3"/>
-        </w:numPr>
-        <w:spacing w:after="80" w:line="264"/>
-      </w:pPr>
-      <w:r>
-        <w:t xml:space="preserve">커스텀 예외에서 공통 부모(PipelineError)를 두면 무엇이 편해지는가?</w:t>
-      </w:r>
-    </w:p>
-    <w:p>
-      <w:pPr>
-        <w:pStyle w:val="ListParagraph"/>
-        <w:numPr>
-          <w:ilvl w:val="0"/>
-          <w:numId w:val="3"/>
-        </w:numPr>
-        <w:spacing w:after="80" w:line="264"/>
-      </w:pPr>
-      <w:r>
-        <w:t xml:space="preserve">raise ParseError(...) from e 에서 from e의 역할은?</w:t>
-      </w:r>
-    </w:p>
-    <w:p>
-      <w:pPr>
-        <w:pStyle w:val="ListParagraph"/>
-        <w:numPr>
-          <w:ilvl w:val="0"/>
-          <w:numId w:val="3"/>
-        </w:numPr>
-        <w:spacing w:after="80" w:line="264"/>
-      </w:pPr>
-      <w:r>
-        <w:t xml:space="preserve">컨텍스트 매니저 __exit__가 True를 반환하면 예외는 어떻게 되는가? False/None이면?</w:t>
-      </w:r>
-    </w:p>
-    <w:p>
-      <w:r>
-        <w:br w:type="page"/>
-      </w:r>
-    </w:p>
-    <w:p>
-      <w:pPr>
-        <w:pStyle w:val="Heading1"/>
-      </w:pPr>
-      <w:r>
-        <w:t xml:space="preserve">정답 및 해설</w:t>
-      </w:r>
-    </w:p>
-    <w:p>
-      <w:pPr>
-        <w:shd w:fill="E2EFDA" w:val="clear"/>
-        <w:spacing w:after="100" w:line="264"/>
-      </w:pPr>
-      <w:r>
-        <w:rPr>
-          <w:b/>
-          <w:bCs/>
-          <w:color w:val="375623"/>
-        </w:rPr>
-        <w:t xml:space="preserve">1. </w:t>
-      </w:r>
-      <w:r>
-        <w:rPr>
-          <w:b/>
-          <w:bCs/>
-        </w:rPr>
-        <w:t xml:space="preserve">__init__ · __repr__ · __eq__</w:t>
-      </w:r>
-      <w:r>
-        <w:t xml:space="preserve">.</w:t>
-      </w:r>
-    </w:p>
-    <w:p>
-      <w:pPr>
-        <w:shd w:fill="E2EFDA" w:val="clear"/>
-        <w:spacing w:after="100" w:line="264"/>
-      </w:pPr>
-      <w:r>
-        <w:rPr>
-          <w:b/>
-          <w:bCs/>
-          <w:color w:val="375623"/>
-        </w:rPr>
-        <w:t xml:space="preserve">2. </w:t>
-      </w:r>
-      <w:r>
-        <w:t xml:space="preserve">리스트(가변 객체)가 </w:t>
-      </w:r>
-      <w:r>
-        <w:rPr>
-          <w:b/>
-          <w:bCs/>
-        </w:rPr>
-        <w:t xml:space="preserve">정의 시점의 한 객체로 모든 인스턴스에 공유</w:t>
-      </w:r>
-      <w:r>
-        <w:t xml:space="preserve">되기 때문. 해결: </w:t>
-      </w:r>
-      <w:r>
-        <w:rPr>
-          <w:b/>
-          <w:bCs/>
-        </w:rPr>
-        <w:t xml:space="preserve">field(default_factory=list)</w:t>
-      </w:r>
-      <w:r>
-        <w:t xml:space="preserve">.</w:t>
-      </w:r>
-    </w:p>
-    <w:p>
-      <w:pPr>
-        <w:shd w:fill="E2EFDA" w:val="clear"/>
-        <w:spacing w:after="100" w:line="264"/>
-      </w:pPr>
-      <w:r>
-        <w:rPr>
-          <w:b/>
-          <w:bCs/>
-          <w:color w:val="375623"/>
-        </w:rPr>
-        <w:t xml:space="preserve">3. </w:t>
-      </w:r>
-      <w:r>
-        <w:rPr>
-          <w:b/>
-          <w:bCs/>
-        </w:rPr>
-        <w:t xml:space="preserve">생성 후 필드 재대입을 차단</w:t>
-      </w:r>
-      <w:r>
-        <w:t xml:space="preserve">(재대입 시 FrozenInstanceError). 모든 필드가 hashable이면 </w:t>
-      </w:r>
-      <w:r>
-        <w:rPr>
-          <w:b/>
-          <w:bCs/>
-        </w:rPr>
-        <w:t xml:space="preserve">set 원소·dict 키로 사용 가능</w:t>
-      </w:r>
-      <w:r>
-        <w:t xml:space="preserve">.</w:t>
-      </w:r>
-    </w:p>
-    <w:p>
-      <w:pPr>
-        <w:shd w:fill="E2EFDA" w:val="clear"/>
-        <w:spacing w:after="100" w:line="264"/>
-      </w:pPr>
-      <w:r>
-        <w:rPr>
-          <w:b/>
-          <w:bCs/>
-          <w:color w:val="375623"/>
-        </w:rPr>
-        <w:t xml:space="preserve">4. </w:t>
-      </w:r>
-      <w:r>
-        <w:rPr>
-          <w:b/>
-          <w:bCs/>
-        </w:rPr>
-        <w:t xml:space="preserve">AttributeError</w:t>
-      </w:r>
-      <w:r>
-        <w:t xml:space="preserve"> (읽기 전용이 됨).</w:t>
-      </w:r>
-    </w:p>
-    <w:p>
-      <w:pPr>
-        <w:shd w:fill="E2EFDA" w:val="clear"/>
-        <w:spacing w:after="100" w:line="264"/>
-      </w:pPr>
-      <w:r>
-        <w:rPr>
-          <w:b/>
-          <w:bCs/>
-          <w:color w:val="375623"/>
-        </w:rPr>
-        <w:t xml:space="preserve">5. </w:t>
-      </w:r>
-      <w:r>
-        <w:rPr>
-          <w:b/>
-          <w:bCs/>
-        </w:rPr>
-        <w:t xml:space="preserve">RecursionError</w:t>
-      </w:r>
-      <w:r>
-        <w:t xml:space="preserve"> (무한 재귀). 다른 필드로 계산해야 한다.</w:t>
-      </w:r>
-    </w:p>
-    <w:p>
-      <w:pPr>
-        <w:shd w:fill="E2EFDA" w:val="clear"/>
-        <w:spacing w:after="100" w:line="264"/>
-      </w:pPr>
-      <w:r>
-        <w:rPr>
-          <w:b/>
-          <w:bCs/>
-          <w:color w:val="375623"/>
-        </w:rPr>
-        <w:t xml:space="preserve">6. </w:t>
-      </w:r>
-      <w:r>
-        <w:rPr>
-          <w:b/>
-          <w:bCs/>
-        </w:rPr>
-        <w:t xml:space="preserve">클래스 자신</w:t>
-      </w:r>
-      <w:r>
-        <w:t xml:space="preserve">(예: Entry). cls(...)는 Entry(...) 호출과 같다.</w:t>
-      </w:r>
-    </w:p>
-    <w:p>
-      <w:pPr>
-        <w:shd w:fill="E2EFDA" w:val="clear"/>
-        <w:spacing w:after="100" w:line="264"/>
-      </w:pPr>
-      <w:r>
-        <w:rPr>
-          <w:b/>
-          <w:bCs/>
-          <w:color w:val="375623"/>
-        </w:rPr>
-        <w:t xml:space="preserve">7. </w:t>
-      </w:r>
-      <w:r>
-        <w:t xml:space="preserve">for가 </w:t>
-      </w:r>
-      <w:r>
-        <w:rPr>
-          <w:b/>
-          <w:bCs/>
-        </w:rPr>
-        <w:t xml:space="preserve">0부터 인덱스를 넣어 __getitem__을 호출</w:t>
-      </w:r>
-      <w:r>
-        <w:t xml:space="preserve">하며 순회하고, </w:t>
-      </w:r>
-      <w:r>
-        <w:rPr>
-          <w:b/>
-          <w:bCs/>
-        </w:rPr>
-        <w:t xml:space="preserve">IndexError가 나면 종료</w:t>
-      </w:r>
-      <w:r>
-        <w:t xml:space="preserve">한다.</w:t>
-      </w:r>
-    </w:p>
-    <w:p>
-      <w:pPr>
-        <w:shd w:fill="E2EFDA" w:val="clear"/>
-        <w:spacing w:after="100" w:line="264"/>
-      </w:pPr>
-      <w:r>
-        <w:rPr>
-          <w:b/>
-          <w:bCs/>
-          <w:color w:val="375623"/>
-        </w:rPr>
-        <w:t xml:space="preserve">8. </w:t>
-      </w:r>
-      <w:r>
-        <w:rPr>
-          <w:b/>
-          <w:bCs/>
-        </w:rPr>
-        <w:t xml:space="preserve">except (부모) 한 줄로 자식 예외를 모두 포착</w:t>
-      </w:r>
-      <w:r>
-        <w:t xml:space="preserve">할 수 있다(자식이 늘어도 except 유지).</w:t>
-      </w:r>
-    </w:p>
-    <w:p>
-      <w:pPr>
-        <w:shd w:fill="E2EFDA" w:val="clear"/>
-        <w:spacing w:after="100" w:line="264"/>
-      </w:pPr>
-      <w:r>
-        <w:rPr>
-          <w:b/>
-          <w:bCs/>
-          <w:color w:val="375623"/>
-        </w:rPr>
-        <w:t xml:space="preserve">9. </w:t>
-      </w:r>
-      <w:r>
-        <w:t xml:space="preserve">원인 예외를 </w:t>
-      </w:r>
-      <w:r>
-        <w:rPr>
-          <w:b/>
-          <w:bCs/>
-        </w:rPr>
-        <w:t xml:space="preserve">__cause__에 연결·보존</w:t>
-      </w:r>
-      <w:r>
-        <w:t xml:space="preserve">해, 새 예외에서 원래 원인을 직접 확인할 수 있게 한다.</w:t>
-      </w:r>
-    </w:p>
-    <w:p>
-      <w:pPr>
-        <w:shd w:fill="E2EFDA" w:val="clear"/>
-        <w:spacing w:after="100" w:line="264"/>
-      </w:pPr>
-      <w:r>
-        <w:rPr>
-          <w:b/>
-          <w:bCs/>
-          <w:color w:val="375623"/>
-        </w:rPr>
-        <w:t xml:space="preserve">10. </w:t>
-      </w:r>
-      <w:r>
-        <w:rPr>
-          <w:b/>
-          <w:bCs/>
-        </w:rPr>
-        <w:t xml:space="preserve">True면 예외를 삼켜 억제</w:t>
-      </w:r>
-      <w:r>
-        <w:t xml:space="preserve">(바깥 except가 못 잡음), </w:t>
-      </w:r>
-      <w:r>
-        <w:rPr>
-          <w:b/>
-          <w:bCs/>
-        </w:rPr>
-        <w:t xml:space="preserve">False/None이면 그대로 전파</w:t>
-      </w:r>
-      <w:r>
-        <w:t xml:space="preserve">한다. 단, 어느 쪽이든 __exit__는 실행되어 정리는 보장.</w:t>
-      </w:r>
-    </w:p>
     <w:sectPr>
       <w:headerReference w:type="default" r:id="rId7"/>
       <w:footerReference w:type="default" r:id="rId8"/>
